--- a/report_template/template_main/gLC10_CustomEdition_GSWW_v1.0.1.docx
+++ b/report_template/template_main/gLC10_CustomEdition_GSWW_v1.0.1.docx
@@ -24374,7 +24374,41 @@
           <w:sz w:val="18"/>
           <w:szCs w:val="18"/>
         </w:rPr>
-        <w:t>与中国专家共识《二代测序临床报告解读指引》，根据生物标志物在诊断、治疗和预后的证据级别，将体细胞变异分为</w:t>
+        <w:t>与中国专家共识</w:t>
+      </w:r>
+      <w:r>
+        <w:rPr>
+          <w:rFonts w:ascii="Times New Roman" w:eastAsia="思源黑体 CN Normal" w:hAnsi="Times New Roman" w:cs="Times New Roman"/>
+          <w:sz w:val="18"/>
+          <w:szCs w:val="18"/>
+        </w:rPr>
+        <w:t>{{</w:t>
+      </w:r>
+      <w:proofErr w:type="spellStart"/>
+      <w:r>
+        <w:rPr>
+          <w:rFonts w:ascii="Times New Roman" w:eastAsia="思源黑体 CN Normal" w:hAnsi="Times New Roman" w:cs="Times New Roman"/>
+          <w:sz w:val="18"/>
+          <w:szCs w:val="18"/>
+        </w:rPr>
+        <w:t>sample.guideline.ngs_clinic_report_inter</w:t>
+      </w:r>
+      <w:proofErr w:type="spellEnd"/>
+      <w:r>
+        <w:rPr>
+          <w:rFonts w:ascii="Times New Roman" w:eastAsia="思源黑体 CN Normal" w:hAnsi="Times New Roman" w:cs="Times New Roman"/>
+          <w:sz w:val="18"/>
+          <w:szCs w:val="18"/>
+        </w:rPr>
+        <w:t>}}</w:t>
+      </w:r>
+      <w:r>
+        <w:rPr>
+          <w:rFonts w:ascii="Times New Roman" w:eastAsia="思源黑体 CN Normal" w:hAnsi="Times New Roman" w:cs="Times New Roman"/>
+          <w:sz w:val="18"/>
+          <w:szCs w:val="18"/>
+        </w:rPr>
+        <w:t>，根据生物标志物在诊断、治疗和预后的证据级别，将体细胞变异分为</w:t>
       </w:r>
       <w:r>
         <w:rPr>
@@ -25893,17 +25927,8 @@
                 <w:sz w:val="16"/>
                 <w:szCs w:val="16"/>
               </w:rPr>
-              <w:t>（临床意义不明变</w:t>
-            </w:r>
-            <w:r>
-              <w:rPr>
-                <w:rFonts w:ascii="Times New Roman" w:eastAsia="思源黑体 CN Normal" w:hAnsi="Times New Roman" w:cs="Times New Roman"/>
-                <w:color w:val="000000" w:themeColor="text1"/>
-                <w:sz w:val="16"/>
-                <w:szCs w:val="16"/>
-              </w:rPr>
               <w:lastRenderedPageBreak/>
-              <w:t>异）</w:t>
+              <w:t>（临床意义不明变异）</w:t>
             </w:r>
           </w:p>
         </w:tc>
@@ -30592,6 +30617,10 @@
 </file>
 
 <file path=customXml/item1.xml><?xml version="1.0" encoding="utf-8"?>
+<b:Sources xmlns:b="http://schemas.openxmlformats.org/officeDocument/2006/bibliography" xmlns="http://schemas.openxmlformats.org/officeDocument/2006/bibliography" SelectedStyle="\APA.XSL" StyleName="APA"/>
+</file>
+
+<file path=customXml/item2.xml><?xml version="1.0" encoding="utf-8"?>
 <s:customData xmlns="http://www.wps.cn/officeDocument/2013/wpsCustomData" xmlns:s="http://www.wps.cn/officeDocument/2013/wpsCustomData">
   <customSectProps>
     <customSectPr/>
@@ -30602,22 +30631,18 @@
 </s:customData>
 </file>
 
-<file path=customXml/item2.xml><?xml version="1.0" encoding="utf-8"?>
-<b:Sources xmlns:b="http://schemas.openxmlformats.org/officeDocument/2006/bibliography" xmlns="http://schemas.openxmlformats.org/officeDocument/2006/bibliography" SelectedStyle="\APA.XSL" StyleName="APA"/>
+<file path=customXml/itemProps1.xml><?xml version="1.0" encoding="utf-8"?>
+<ds:datastoreItem xmlns:ds="http://schemas.openxmlformats.org/officeDocument/2006/customXml" ds:itemID="{91B9A663-A480-40AE-8424-1CC5C947DA6F}">
+  <ds:schemaRefs>
+    <ds:schemaRef ds:uri="http://schemas.openxmlformats.org/officeDocument/2006/bibliography"/>
+  </ds:schemaRefs>
+</ds:datastoreItem>
 </file>
 
-<file path=customXml/itemProps1.xml><?xml version="1.0" encoding="utf-8"?>
+<file path=customXml/itemProps2.xml><?xml version="1.0" encoding="utf-8"?>
 <ds:datastoreItem xmlns:ds="http://schemas.openxmlformats.org/officeDocument/2006/customXml" ds:itemID="{B1977F7D-205B-4081-913C-38D41E755F92}">
   <ds:schemaRefs>
     <ds:schemaRef ds:uri="http://www.wps.cn/officeDocument/2013/wpsCustomData"/>
   </ds:schemaRefs>
 </ds:datastoreItem>
-</file>
-
-<file path=customXml/itemProps2.xml><?xml version="1.0" encoding="utf-8"?>
-<ds:datastoreItem xmlns:ds="http://schemas.openxmlformats.org/officeDocument/2006/customXml" ds:itemID="{91B9A663-A480-40AE-8424-1CC5C947DA6F}">
-  <ds:schemaRefs>
-    <ds:schemaRef ds:uri="http://schemas.openxmlformats.org/officeDocument/2006/bibliography"/>
-  </ds:schemaRefs>
-</ds:datastoreItem>
 </file>